--- a/HOMEWORK 2-Databases, Normalization/Homework-2.docx
+++ b/HOMEWORK 2-Databases, Normalization/Homework-2.docx
@@ -169,14 +169,15 @@
           <w:rFonts w:ascii="Times New Roman" w:hAnsi="Times New Roman" w:cs="Times New Roman"/>
           <w:sz w:val="28"/>
         </w:rPr>
-        <w:t>Площадки</w:t>
+        <w:t>Площадки (</w:t>
       </w:r>
       <w:r>
         <w:rPr>
           <w:rFonts w:ascii="Times New Roman" w:hAnsi="Times New Roman" w:cs="Times New Roman"/>
           <w:sz w:val="28"/>
-        </w:rPr>
-        <w:t xml:space="preserve"> (</w:t>
+          <w:lang w:val="en-US"/>
+        </w:rPr>
+        <w:t>Venue</w:t>
       </w:r>
       <w:r>
         <w:rPr>
@@ -184,7 +185,7 @@
           <w:sz w:val="28"/>
           <w:lang w:val="en-US"/>
         </w:rPr>
-        <w:t>Venue</w:t>
+        <w:t>s</w:t>
       </w:r>
       <w:r>
         <w:rPr>
@@ -212,14 +213,7 @@
           <w:rFonts w:ascii="Times New Roman" w:hAnsi="Times New Roman" w:cs="Times New Roman"/>
           <w:sz w:val="28"/>
         </w:rPr>
-        <w:t>Мероприятия</w:t>
-      </w:r>
-      <w:r>
-        <w:rPr>
-          <w:rFonts w:ascii="Times New Roman" w:hAnsi="Times New Roman" w:cs="Times New Roman"/>
-          <w:sz w:val="28"/>
-        </w:rPr>
-        <w:t xml:space="preserve"> (</w:t>
+        <w:t>Мероприятия (</w:t>
       </w:r>
       <w:r>
         <w:rPr>
@@ -255,22 +249,15 @@
           <w:rFonts w:ascii="Times New Roman" w:hAnsi="Times New Roman" w:cs="Times New Roman"/>
           <w:sz w:val="28"/>
         </w:rPr>
-        <w:t>Посетители</w:t>
+        <w:t>Посетители (</w:t>
       </w:r>
       <w:r>
         <w:rPr>
           <w:rFonts w:ascii="Times New Roman" w:hAnsi="Times New Roman" w:cs="Times New Roman"/>
           <w:sz w:val="28"/>
-        </w:rPr>
-        <w:t xml:space="preserve"> (</w:t>
-      </w:r>
-      <w:r>
-        <w:rPr>
-          <w:rFonts w:ascii="Times New Roman" w:hAnsi="Times New Roman" w:cs="Times New Roman"/>
-          <w:sz w:val="28"/>
-          <w:lang w:val="en-US"/>
-        </w:rPr>
-        <w:t>Customers</w:t>
+          <w:lang w:val="en-US"/>
+        </w:rPr>
+        <w:t>Visitors</w:t>
       </w:r>
       <w:r>
         <w:rPr>
@@ -298,43 +285,22 @@
           <w:rFonts w:ascii="Times New Roman" w:hAnsi="Times New Roman" w:cs="Times New Roman"/>
           <w:sz w:val="28"/>
         </w:rPr>
-        <w:t>Купленный билет</w:t>
+        <w:t>Купленный билет (</w:t>
       </w:r>
       <w:r>
         <w:rPr>
           <w:rFonts w:ascii="Times New Roman" w:hAnsi="Times New Roman" w:cs="Times New Roman"/>
           <w:sz w:val="28"/>
-        </w:rPr>
-        <w:t xml:space="preserve"> (</w:t>
+          <w:lang w:val="en-US"/>
+        </w:rPr>
+        <w:t>Tickets</w:t>
       </w:r>
       <w:r>
         <w:rPr>
           <w:rFonts w:ascii="Times New Roman" w:hAnsi="Times New Roman" w:cs="Times New Roman"/>
           <w:sz w:val="28"/>
-          <w:lang w:val="en-US"/>
-        </w:rPr>
-        <w:t>Tickets</w:t>
-      </w:r>
-      <w:r>
-        <w:rPr>
-          <w:rFonts w:ascii="Times New Roman" w:hAnsi="Times New Roman" w:cs="Times New Roman"/>
-          <w:sz w:val="28"/>
-        </w:rPr>
-        <w:t>): (Для отслеживания, к</w:t>
-      </w:r>
-      <w:r>
-        <w:rPr>
-          <w:rFonts w:ascii="Times New Roman" w:hAnsi="Times New Roman" w:cs="Times New Roman"/>
-          <w:sz w:val="28"/>
-        </w:rPr>
-        <w:t>упленных билетов</w:t>
-      </w:r>
-      <w:r>
-        <w:rPr>
-          <w:rFonts w:ascii="Times New Roman" w:hAnsi="Times New Roman" w:cs="Times New Roman"/>
-          <w:sz w:val="28"/>
-        </w:rPr>
-        <w:t>)</w:t>
+        </w:rPr>
+        <w:t>): (Для отслеживания, купленных билетов)</w:t>
       </w:r>
     </w:p>
     <w:p>
@@ -754,7 +720,16 @@
           <w:szCs w:val="24"/>
           <w:lang w:val="en-US"/>
         </w:rPr>
-        <w:t>AuthorID</w:t>
+        <w:t>Venue</w:t>
+      </w:r>
+      <w:r>
+        <w:rPr>
+          <w:rFonts w:ascii="Consolas" w:hAnsi="Consolas" w:cs="Times New Roman"/>
+          <w:sz w:val="24"/>
+          <w:szCs w:val="24"/>
+          <w:lang w:val="en-US"/>
+        </w:rPr>
+        <w:t>ID</w:t>
       </w:r>
       <w:proofErr w:type="spellEnd"/>
       <w:r>
@@ -935,16 +910,7 @@
           <w:szCs w:val="24"/>
           <w:lang w:val="en-US"/>
         </w:rPr>
-        <w:t>Event</w:t>
-      </w:r>
-      <w:r>
-        <w:rPr>
-          <w:rFonts w:ascii="Consolas" w:hAnsi="Consolas" w:cs="Times New Roman"/>
-          <w:sz w:val="24"/>
-          <w:szCs w:val="24"/>
-          <w:lang w:val="en-US"/>
-        </w:rPr>
-        <w:t>ID</w:t>
+        <w:t>EventID</w:t>
       </w:r>
       <w:proofErr w:type="spellEnd"/>
       <w:r>
@@ -999,16 +965,7 @@
           <w:szCs w:val="24"/>
           <w:lang w:val="en-US"/>
         </w:rPr>
-        <w:t>150</w:t>
-      </w:r>
-      <w:r>
-        <w:rPr>
-          <w:rFonts w:ascii="Consolas" w:hAnsi="Consolas" w:cs="Times New Roman"/>
-          <w:sz w:val="24"/>
-          <w:szCs w:val="24"/>
-          <w:lang w:val="en-US"/>
-        </w:rPr>
-        <w:t xml:space="preserve">), NOT NULL </w:t>
+        <w:t xml:space="preserve">150), NOT NULL </w:t>
       </w:r>
     </w:p>
     <w:p>
@@ -1052,34 +1009,7 @@
           <w:szCs w:val="24"/>
           <w:lang w:val="en-US"/>
         </w:rPr>
-        <w:t>vent</w:t>
-      </w:r>
-      <w:r>
-        <w:rPr>
-          <w:rFonts w:ascii="Consolas" w:hAnsi="Consolas" w:cs="Times New Roman"/>
-          <w:sz w:val="24"/>
-          <w:szCs w:val="24"/>
-          <w:lang w:val="en-US"/>
-        </w:rPr>
-        <w:t xml:space="preserve">: </w:t>
-      </w:r>
-      <w:r>
-        <w:rPr>
-          <w:rFonts w:ascii="Consolas" w:hAnsi="Consolas" w:cs="Times New Roman"/>
-          <w:sz w:val="24"/>
-          <w:szCs w:val="24"/>
-          <w:lang w:val="en-US"/>
-        </w:rPr>
-        <w:t>TIMESTAMPTZ</w:t>
-      </w:r>
-      <w:r>
-        <w:rPr>
-          <w:rFonts w:ascii="Consolas" w:hAnsi="Consolas" w:cs="Times New Roman"/>
-          <w:sz w:val="24"/>
-          <w:szCs w:val="24"/>
-          <w:lang w:val="en-US"/>
-        </w:rPr>
-        <w:t xml:space="preserve"> </w:t>
+        <w:t xml:space="preserve">vent: TIMESTAMPTZ </w:t>
       </w:r>
     </w:p>
     <w:p>
@@ -1198,7 +1128,7 @@
           <w:szCs w:val="24"/>
           <w:lang w:val="en-US"/>
         </w:rPr>
-        <w:t>Venue</w:t>
+        <w:t>Events</w:t>
       </w:r>
       <w:proofErr w:type="spellEnd"/>
       <w:r>
@@ -1218,7 +1148,7 @@
           <w:szCs w:val="24"/>
           <w:lang w:val="en-US"/>
         </w:rPr>
-        <w:t>Venue</w:t>
+        <w:t>Event</w:t>
       </w:r>
       <w:r>
         <w:rPr>
@@ -1310,16 +1240,7 @@
           <w:szCs w:val="24"/>
           <w:lang w:val="en-US"/>
         </w:rPr>
-        <w:t>vent</w:t>
-      </w:r>
-      <w:r>
-        <w:rPr>
-          <w:rFonts w:ascii="Consolas" w:hAnsi="Consolas" w:cs="Times New Roman"/>
-          <w:sz w:val="24"/>
-          <w:szCs w:val="24"/>
-          <w:lang w:val="en-US"/>
-        </w:rPr>
-        <w:t xml:space="preserve"> </w:t>
+        <w:t xml:space="preserve">vent </w:t>
       </w:r>
       <w:r>
         <w:rPr>
@@ -1428,7 +1349,7 @@
           <w:szCs w:val="24"/>
           <w:lang w:val="en-US"/>
         </w:rPr>
-        <w:t>Event</w:t>
+        <w:t>Venue</w:t>
       </w:r>
       <w:r>
         <w:rPr>
@@ -1583,13 +1504,15 @@
           <w:rFonts w:ascii="Consolas" w:hAnsi="Consolas" w:cs="Times New Roman"/>
           <w:sz w:val="24"/>
           <w:szCs w:val="24"/>
-        </w:rPr>
-      </w:pPr>
-      <w:r>
-        <w:rPr>
-          <w:rFonts w:ascii="Consolas" w:hAnsi="Consolas" w:cs="Times New Roman"/>
-          <w:sz w:val="24"/>
-          <w:szCs w:val="24"/>
+          <w:lang w:val="en-US"/>
+        </w:rPr>
+      </w:pPr>
+      <w:r>
+        <w:rPr>
+          <w:rFonts w:ascii="Consolas" w:hAnsi="Consolas" w:cs="Times New Roman"/>
+          <w:sz w:val="24"/>
+          <w:szCs w:val="24"/>
+          <w:lang w:val="en-US"/>
         </w:rPr>
         <w:t xml:space="preserve">○ </w:t>
       </w:r>
@@ -1607,6 +1530,7 @@
           <w:rFonts w:ascii="Consolas" w:hAnsi="Consolas" w:cs="Times New Roman"/>
           <w:sz w:val="24"/>
           <w:szCs w:val="24"/>
+          <w:lang w:val="en-US"/>
         </w:rPr>
         <w:t xml:space="preserve">: </w:t>
       </w:r>
@@ -1623,6 +1547,7 @@
           <w:rFonts w:ascii="Consolas" w:hAnsi="Consolas" w:cs="Times New Roman"/>
           <w:sz w:val="24"/>
           <w:szCs w:val="24"/>
+          <w:lang w:val="en-US"/>
         </w:rPr>
         <w:t xml:space="preserve"> </w:t>
       </w:r>
@@ -1639,6 +1564,7 @@
           <w:rFonts w:ascii="Consolas" w:hAnsi="Consolas" w:cs="Times New Roman"/>
           <w:sz w:val="24"/>
           <w:szCs w:val="24"/>
+          <w:lang w:val="en-US"/>
         </w:rPr>
         <w:t xml:space="preserve"> </w:t>
       </w:r>
@@ -1655,6 +1581,7 @@
           <w:rFonts w:ascii="Consolas" w:hAnsi="Consolas" w:cs="Times New Roman"/>
           <w:sz w:val="24"/>
           <w:szCs w:val="24"/>
+          <w:lang w:val="en-US"/>
         </w:rPr>
         <w:t xml:space="preserve"> </w:t>
       </w:r>
@@ -1664,13 +1591,31 @@
           <w:sz w:val="24"/>
           <w:szCs w:val="24"/>
         </w:rPr>
-        <w:t>посетителях мероприятий</w:t>
-      </w:r>
-      <w:r>
-        <w:rPr>
-          <w:rFonts w:ascii="Consolas" w:hAnsi="Consolas" w:cs="Times New Roman"/>
-          <w:sz w:val="24"/>
-          <w:szCs w:val="24"/>
+        <w:t>посетителях</w:t>
+      </w:r>
+      <w:r>
+        <w:rPr>
+          <w:rFonts w:ascii="Consolas" w:hAnsi="Consolas" w:cs="Times New Roman"/>
+          <w:sz w:val="24"/>
+          <w:szCs w:val="24"/>
+          <w:lang w:val="en-US"/>
+        </w:rPr>
+        <w:t xml:space="preserve"> </w:t>
+      </w:r>
+      <w:r>
+        <w:rPr>
+          <w:rFonts w:ascii="Consolas" w:hAnsi="Consolas" w:cs="Times New Roman"/>
+          <w:sz w:val="24"/>
+          <w:szCs w:val="24"/>
+        </w:rPr>
+        <w:t>мероприятий</w:t>
+      </w:r>
+      <w:r>
+        <w:rPr>
+          <w:rFonts w:ascii="Consolas" w:hAnsi="Consolas" w:cs="Times New Roman"/>
+          <w:sz w:val="24"/>
+          <w:szCs w:val="24"/>
+          <w:lang w:val="en-US"/>
         </w:rPr>
         <w:t xml:space="preserve">. </w:t>
       </w:r>
@@ -2243,7 +2188,25 @@
           <w:szCs w:val="24"/>
           <w:lang w:val="en-US"/>
         </w:rPr>
-        <w:t xml:space="preserve">: INTEGER, FK (REFERENCES Books), NOT NULL </w:t>
+        <w:t xml:space="preserve">: INTEGER, FK (REFERENCES </w:t>
+      </w:r>
+      <w:r>
+        <w:rPr>
+          <w:rFonts w:ascii="Consolas" w:hAnsi="Consolas" w:cs="Times New Roman"/>
+          <w:sz w:val="24"/>
+          <w:szCs w:val="24"/>
+          <w:lang w:val="en-US"/>
+        </w:rPr>
+        <w:t>Events</w:t>
+      </w:r>
+      <w:r>
+        <w:rPr>
+          <w:rFonts w:ascii="Consolas" w:hAnsi="Consolas" w:cs="Times New Roman"/>
+          <w:sz w:val="24"/>
+          <w:szCs w:val="24"/>
+          <w:lang w:val="en-US"/>
+        </w:rPr>
+        <w:t xml:space="preserve">), NOT NULL </w:t>
       </w:r>
     </w:p>
     <w:p>
@@ -2288,7 +2251,149 @@
           <w:szCs w:val="24"/>
           <w:lang w:val="en-US"/>
         </w:rPr>
-        <w:t xml:space="preserve">: INTEGER, FK (REFERENCES Readers), NOT NULL </w:t>
+        <w:t xml:space="preserve">: INTEGER, FK (REFERENCES </w:t>
+      </w:r>
+      <w:r>
+        <w:rPr>
+          <w:rFonts w:ascii="Consolas" w:hAnsi="Consolas" w:cs="Times New Roman"/>
+          <w:sz w:val="24"/>
+          <w:szCs w:val="24"/>
+          <w:lang w:val="en-US"/>
+        </w:rPr>
+        <w:t>Visitors</w:t>
+      </w:r>
+      <w:r>
+        <w:rPr>
+          <w:rFonts w:ascii="Consolas" w:hAnsi="Consolas" w:cs="Times New Roman"/>
+          <w:sz w:val="24"/>
+          <w:szCs w:val="24"/>
+          <w:lang w:val="en-US"/>
+        </w:rPr>
+        <w:t xml:space="preserve">), NOT NULL </w:t>
+      </w:r>
+    </w:p>
+    <w:p>
+      <w:pPr>
+        <w:pStyle w:val="a3"/>
+        <w:numPr>
+          <w:ilvl w:val="0"/>
+          <w:numId w:val="8"/>
+        </w:numPr>
+        <w:jc w:val="both"/>
+        <w:rPr>
+          <w:rFonts w:ascii="Consolas" w:hAnsi="Consolas" w:cs="Times New Roman"/>
+          <w:sz w:val="24"/>
+          <w:szCs w:val="24"/>
+          <w:lang w:val="en-US"/>
+        </w:rPr>
+      </w:pPr>
+      <w:r>
+        <w:rPr>
+          <w:rFonts w:ascii="Consolas" w:hAnsi="Consolas" w:cs="Times New Roman"/>
+          <w:sz w:val="24"/>
+          <w:szCs w:val="24"/>
+          <w:lang w:val="en-US"/>
+        </w:rPr>
+        <w:t xml:space="preserve">Price: </w:t>
+      </w:r>
+      <w:proofErr w:type="gramStart"/>
+      <w:r>
+        <w:rPr>
+          <w:rFonts w:ascii="Consolas" w:hAnsi="Consolas" w:cs="Times New Roman"/>
+          <w:sz w:val="24"/>
+          <w:szCs w:val="24"/>
+          <w:lang w:val="en-US"/>
+        </w:rPr>
+        <w:t>NUMERIC(</w:t>
+      </w:r>
+      <w:proofErr w:type="gramEnd"/>
+      <w:r>
+        <w:rPr>
+          <w:rFonts w:ascii="Consolas" w:hAnsi="Consolas" w:cs="Times New Roman"/>
+          <w:sz w:val="24"/>
+          <w:szCs w:val="24"/>
+          <w:lang w:val="en-US"/>
+        </w:rPr>
+        <w:t>10,2), NOT NULL</w:t>
+      </w:r>
+    </w:p>
+    <w:p>
+      <w:pPr>
+        <w:pStyle w:val="a3"/>
+        <w:numPr>
+          <w:ilvl w:val="0"/>
+          <w:numId w:val="8"/>
+        </w:numPr>
+        <w:jc w:val="both"/>
+        <w:rPr>
+          <w:rFonts w:ascii="Consolas" w:hAnsi="Consolas" w:cs="Times New Roman"/>
+          <w:sz w:val="24"/>
+          <w:szCs w:val="24"/>
+          <w:lang w:val="en-US"/>
+        </w:rPr>
+      </w:pPr>
+      <w:proofErr w:type="spellStart"/>
+      <w:r>
+        <w:rPr>
+          <w:rFonts w:ascii="Consolas" w:hAnsi="Consolas" w:cs="Times New Roman"/>
+          <w:sz w:val="24"/>
+          <w:szCs w:val="24"/>
+          <w:lang w:val="en-US"/>
+        </w:rPr>
+        <w:t>IsPaid</w:t>
+      </w:r>
+      <w:proofErr w:type="spellEnd"/>
+      <w:r>
+        <w:rPr>
+          <w:rFonts w:ascii="Consolas" w:hAnsi="Consolas" w:cs="Times New Roman"/>
+          <w:sz w:val="24"/>
+          <w:szCs w:val="24"/>
+          <w:lang w:val="en-US"/>
+        </w:rPr>
+        <w:t>: BOOL, NOT NULL</w:t>
+      </w:r>
+    </w:p>
+    <w:p>
+      <w:pPr>
+        <w:pStyle w:val="a3"/>
+        <w:numPr>
+          <w:ilvl w:val="0"/>
+          <w:numId w:val="8"/>
+        </w:numPr>
+        <w:jc w:val="both"/>
+        <w:rPr>
+          <w:rFonts w:ascii="Consolas" w:hAnsi="Consolas" w:cs="Times New Roman"/>
+          <w:sz w:val="24"/>
+          <w:szCs w:val="24"/>
+          <w:lang w:val="en-US"/>
+        </w:rPr>
+      </w:pPr>
+      <w:r>
+        <w:rPr>
+          <w:rFonts w:ascii="Consolas" w:hAnsi="Consolas" w:cs="Times New Roman"/>
+          <w:sz w:val="24"/>
+          <w:szCs w:val="24"/>
+          <w:lang w:val="en-US"/>
+        </w:rPr>
+        <w:t xml:space="preserve">Date: </w:t>
+      </w:r>
+      <w:r>
+        <w:rPr>
+          <w:rFonts w:ascii="Consolas" w:hAnsi="Consolas" w:cs="Times New Roman"/>
+          <w:sz w:val="24"/>
+          <w:szCs w:val="24"/>
+          <w:lang w:val="en-US"/>
+        </w:rPr>
+        <w:t>TIMESTAMPTZ</w:t>
+      </w:r>
+      <w:r>
+        <w:rPr>
+          <w:rFonts w:ascii="Consolas" w:hAnsi="Consolas" w:cs="Times New Roman"/>
+          <w:sz w:val="24"/>
+          <w:szCs w:val="24"/>
+          <w:lang w:val="en-US"/>
+        </w:rPr>
+        <w:t>, NOT NULL</w:t>
       </w:r>
     </w:p>
     <w:p>
@@ -2660,671 +2765,717 @@
     </w:p>
     <w:p>
       <w:pPr>
-        <w:jc w:val="both"/>
-        <w:rPr>
-          <w:rFonts w:ascii="Consolas" w:hAnsi="Consolas" w:cs="Times New Roman"/>
-          <w:sz w:val="24"/>
-          <w:szCs w:val="24"/>
-        </w:rPr>
-      </w:pPr>
-      <w:r>
-        <w:rPr>
-          <w:rFonts w:ascii="Consolas" w:hAnsi="Consolas" w:cs="Times New Roman"/>
-          <w:sz w:val="24"/>
-          <w:szCs w:val="24"/>
-        </w:rPr>
-        <w:t>Взаимосвязи</w:t>
-      </w:r>
-      <w:r>
-        <w:rPr>
-          <w:rFonts w:ascii="Consolas" w:hAnsi="Consolas" w:cs="Times New Roman"/>
-          <w:sz w:val="24"/>
-          <w:szCs w:val="24"/>
-        </w:rPr>
-        <w:t xml:space="preserve">: </w:t>
-      </w:r>
-    </w:p>
-    <w:p>
-      <w:pPr>
-        <w:ind w:firstLine="708"/>
-        <w:jc w:val="both"/>
-        <w:rPr>
-          <w:rFonts w:ascii="Consolas" w:hAnsi="Consolas" w:cs="Times New Roman"/>
-          <w:sz w:val="24"/>
-          <w:szCs w:val="24"/>
-        </w:rPr>
-      </w:pPr>
-      <w:r>
-        <w:rPr>
-          <w:rFonts w:ascii="Consolas" w:hAnsi="Consolas" w:cs="Times New Roman"/>
-          <w:sz w:val="24"/>
-          <w:szCs w:val="24"/>
-          <w:lang w:val="en-US"/>
-        </w:rPr>
-        <w:t>Venue</w:t>
-      </w:r>
-      <w:r>
-        <w:rPr>
-          <w:rFonts w:ascii="Consolas" w:hAnsi="Consolas" w:cs="Times New Roman"/>
-          <w:sz w:val="24"/>
-          <w:szCs w:val="24"/>
-        </w:rPr>
-        <w:t xml:space="preserve"> и </w:t>
-      </w:r>
-      <w:r>
-        <w:rPr>
-          <w:rFonts w:ascii="Consolas" w:hAnsi="Consolas" w:cs="Times New Roman"/>
-          <w:sz w:val="24"/>
-          <w:szCs w:val="24"/>
-          <w:lang w:val="en-US"/>
-        </w:rPr>
-        <w:t>Events</w:t>
-      </w:r>
-      <w:r>
-        <w:rPr>
-          <w:rFonts w:ascii="Consolas" w:hAnsi="Consolas" w:cs="Times New Roman"/>
-          <w:sz w:val="24"/>
-          <w:szCs w:val="24"/>
-        </w:rPr>
-        <w:t xml:space="preserve"> (Один-ко-Многим): </w:t>
-      </w:r>
-      <w:r>
-        <w:rPr>
-          <w:rFonts w:ascii="Consolas" w:hAnsi="Consolas" w:cs="Times New Roman"/>
-          <w:sz w:val="24"/>
-          <w:szCs w:val="24"/>
-        </w:rPr>
-        <w:t>На одной площадке может проводиться много мероприятий, но каждое</w:t>
-      </w:r>
-      <w:r>
-        <w:rPr>
-          <w:rFonts w:ascii="Consolas" w:hAnsi="Consolas" w:cs="Times New Roman"/>
-          <w:sz w:val="24"/>
-          <w:szCs w:val="24"/>
+        <w:pStyle w:val="a3"/>
+        <w:numPr>
+          <w:ilvl w:val="0"/>
+          <w:numId w:val="9"/>
+        </w:numPr>
+        <w:jc w:val="both"/>
+        <w:rPr>
+          <w:rFonts w:ascii="Consolas" w:hAnsi="Consolas" w:cs="Times New Roman"/>
+          <w:sz w:val="24"/>
+          <w:szCs w:val="24"/>
+          <w:lang w:val="en-US"/>
+        </w:rPr>
+      </w:pPr>
+      <w:proofErr w:type="spellStart"/>
+      <w:r>
+        <w:rPr>
+          <w:rFonts w:ascii="Consolas" w:hAnsi="Consolas" w:cs="Times New Roman"/>
+          <w:sz w:val="24"/>
+          <w:szCs w:val="24"/>
+          <w:lang w:val="en-US"/>
+        </w:rPr>
+        <w:t>CHK_Date</w:t>
+      </w:r>
+      <w:proofErr w:type="spellEnd"/>
+      <w:r>
+        <w:rPr>
+          <w:rFonts w:ascii="Consolas" w:hAnsi="Consolas" w:cs="Times New Roman"/>
+          <w:sz w:val="24"/>
+          <w:szCs w:val="24"/>
+          <w:lang w:val="en-US"/>
+        </w:rPr>
+        <w:t>: CHECK (Date</w:t>
+      </w:r>
+      <w:r>
+        <w:rPr>
+          <w:rFonts w:ascii="Consolas" w:hAnsi="Consolas" w:cs="Times New Roman"/>
+          <w:sz w:val="24"/>
+          <w:szCs w:val="24"/>
+          <w:lang w:val="en-US"/>
         </w:rPr>
         <w:t xml:space="preserve"> </w:t>
       </w:r>
-      <w:r>
-        <w:rPr>
-          <w:rFonts w:ascii="Consolas" w:hAnsi="Consolas" w:cs="Times New Roman"/>
-          <w:sz w:val="24"/>
-          <w:szCs w:val="24"/>
-        </w:rPr>
-        <w:t>мероприятие</w:t>
-      </w:r>
-      <w:r>
-        <w:rPr>
-          <w:rFonts w:ascii="Consolas" w:hAnsi="Consolas" w:cs="Times New Roman"/>
-          <w:sz w:val="24"/>
-          <w:szCs w:val="24"/>
-        </w:rPr>
-        <w:t xml:space="preserve"> в упрощенном</w:t>
-      </w:r>
-      <w:r>
-        <w:rPr>
-          <w:rFonts w:ascii="Consolas" w:hAnsi="Consolas" w:cs="Times New Roman"/>
-          <w:sz w:val="24"/>
-          <w:szCs w:val="24"/>
-        </w:rPr>
-        <w:t xml:space="preserve"> (с привязкой к площадке)</w:t>
-      </w:r>
-      <w:r>
-        <w:rPr>
-          <w:rFonts w:ascii="Consolas" w:hAnsi="Consolas" w:cs="Times New Roman"/>
-          <w:sz w:val="24"/>
-          <w:szCs w:val="24"/>
-        </w:rPr>
-        <w:t xml:space="preserve"> варианте </w:t>
-      </w:r>
-      <w:r>
-        <w:rPr>
-          <w:rFonts w:ascii="Consolas" w:hAnsi="Consolas" w:cs="Times New Roman"/>
-          <w:sz w:val="24"/>
-          <w:szCs w:val="24"/>
-        </w:rPr>
-        <w:t>проводится на одной площадке</w:t>
-      </w:r>
-      <w:r>
-        <w:rPr>
-          <w:rFonts w:ascii="Consolas" w:hAnsi="Consolas" w:cs="Times New Roman"/>
-          <w:sz w:val="24"/>
-          <w:szCs w:val="24"/>
-        </w:rPr>
-        <w:t xml:space="preserve">. </w:t>
-      </w:r>
-    </w:p>
-    <w:p>
-      <w:pPr>
-        <w:ind w:firstLine="708"/>
-        <w:jc w:val="both"/>
-        <w:rPr>
-          <w:rFonts w:ascii="Consolas" w:hAnsi="Consolas" w:cs="Times New Roman"/>
-          <w:sz w:val="24"/>
-          <w:szCs w:val="24"/>
-        </w:rPr>
-      </w:pPr>
-      <w:r>
-        <w:rPr>
-          <w:rFonts w:ascii="Consolas" w:hAnsi="Consolas" w:cs="Times New Roman"/>
-          <w:sz w:val="24"/>
-          <w:szCs w:val="24"/>
-        </w:rPr>
-        <w:t xml:space="preserve">○ </w:t>
-      </w:r>
-      <w:r>
-        <w:rPr>
-          <w:rFonts w:ascii="Consolas" w:hAnsi="Consolas" w:cs="Times New Roman"/>
-          <w:sz w:val="24"/>
-          <w:szCs w:val="24"/>
-          <w:lang w:val="en-US"/>
-        </w:rPr>
-        <w:t>Event</w:t>
-      </w:r>
-      <w:r>
-        <w:rPr>
-          <w:rFonts w:ascii="Consolas" w:hAnsi="Consolas" w:cs="Times New Roman"/>
-          <w:sz w:val="24"/>
-          <w:szCs w:val="24"/>
-        </w:rPr>
-        <w:t>s.</w:t>
-      </w:r>
-      <w:proofErr w:type="spellStart"/>
-      <w:r>
-        <w:rPr>
-          <w:rFonts w:ascii="Consolas" w:hAnsi="Consolas" w:cs="Times New Roman"/>
-          <w:sz w:val="24"/>
-          <w:szCs w:val="24"/>
-          <w:lang w:val="en-US"/>
-        </w:rPr>
-        <w:t>Venut</w:t>
-      </w:r>
-      <w:proofErr w:type="spellEnd"/>
-      <w:r>
-        <w:rPr>
-          <w:rFonts w:ascii="Consolas" w:hAnsi="Consolas" w:cs="Times New Roman"/>
-          <w:sz w:val="24"/>
-          <w:szCs w:val="24"/>
-        </w:rPr>
-        <w:t xml:space="preserve">ID является внешним ключом, ссылающимся на </w:t>
-      </w:r>
-    </w:p>
-    <w:p>
-      <w:pPr>
-        <w:jc w:val="both"/>
-        <w:rPr>
-          <w:rFonts w:ascii="Consolas" w:hAnsi="Consolas" w:cs="Times New Roman"/>
-          <w:sz w:val="24"/>
-          <w:szCs w:val="24"/>
-        </w:rPr>
-      </w:pPr>
-      <w:r>
-        <w:rPr>
-          <w:rFonts w:ascii="Consolas" w:hAnsi="Consolas" w:cs="Times New Roman"/>
-          <w:sz w:val="24"/>
-          <w:szCs w:val="24"/>
-          <w:lang w:val="en-US"/>
-        </w:rPr>
-        <w:t>Venue</w:t>
-      </w:r>
-      <w:r>
-        <w:rPr>
-          <w:rFonts w:ascii="Consolas" w:hAnsi="Consolas" w:cs="Times New Roman"/>
-          <w:sz w:val="24"/>
-          <w:szCs w:val="24"/>
-        </w:rPr>
-        <w:t>s.</w:t>
-      </w:r>
-      <w:r>
-        <w:rPr>
-          <w:rFonts w:ascii="Consolas" w:hAnsi="Consolas" w:cs="Times New Roman"/>
-          <w:sz w:val="24"/>
-          <w:szCs w:val="24"/>
-          <w:lang w:val="en-US"/>
-        </w:rPr>
-        <w:t>Venue</w:t>
-      </w:r>
-      <w:r>
-        <w:rPr>
-          <w:rFonts w:ascii="Consolas" w:hAnsi="Consolas" w:cs="Times New Roman"/>
-          <w:sz w:val="24"/>
-          <w:szCs w:val="24"/>
-        </w:rPr>
-        <w:t xml:space="preserve">ID. </w:t>
-      </w:r>
-    </w:p>
-    <w:p>
-      <w:pPr>
-        <w:ind w:firstLine="708"/>
-        <w:jc w:val="both"/>
-        <w:rPr>
-          <w:rFonts w:ascii="Consolas" w:hAnsi="Consolas" w:cs="Times New Roman"/>
-          <w:sz w:val="24"/>
-          <w:szCs w:val="24"/>
-        </w:rPr>
-      </w:pPr>
-      <w:r>
-        <w:rPr>
-          <w:rFonts w:ascii="Consolas" w:hAnsi="Consolas" w:cs="Times New Roman"/>
-          <w:sz w:val="24"/>
-          <w:szCs w:val="24"/>
-          <w:lang w:val="en-US"/>
-        </w:rPr>
-        <w:t>Events</w:t>
-      </w:r>
-      <w:r>
-        <w:rPr>
-          <w:rFonts w:ascii="Consolas" w:hAnsi="Consolas" w:cs="Times New Roman"/>
-          <w:sz w:val="24"/>
-          <w:szCs w:val="24"/>
-        </w:rPr>
-        <w:t xml:space="preserve"> и </w:t>
-      </w:r>
-      <w:r>
-        <w:rPr>
-          <w:rFonts w:ascii="Consolas" w:hAnsi="Consolas" w:cs="Times New Roman"/>
-          <w:sz w:val="24"/>
-          <w:szCs w:val="24"/>
-          <w:lang w:val="en-US"/>
-        </w:rPr>
-        <w:t>Tickets</w:t>
-      </w:r>
-      <w:r>
-        <w:rPr>
-          <w:rFonts w:ascii="Consolas" w:hAnsi="Consolas" w:cs="Times New Roman"/>
-          <w:sz w:val="24"/>
-          <w:szCs w:val="24"/>
-        </w:rPr>
-        <w:t xml:space="preserve"> (Один-ко-Многим): </w:t>
-      </w:r>
-      <w:r>
-        <w:rPr>
-          <w:rFonts w:ascii="Consolas" w:hAnsi="Consolas" w:cs="Times New Roman"/>
-          <w:sz w:val="24"/>
-          <w:szCs w:val="24"/>
-        </w:rPr>
-        <w:t>На одно мероприятие может быть куплено много билетов</w:t>
-      </w:r>
-      <w:r>
-        <w:rPr>
-          <w:rFonts w:ascii="Consolas" w:hAnsi="Consolas" w:cs="Times New Roman"/>
-          <w:sz w:val="24"/>
-          <w:szCs w:val="24"/>
-        </w:rPr>
-        <w:t>, но к</w:t>
-      </w:r>
-      <w:r>
-        <w:rPr>
-          <w:rFonts w:ascii="Consolas" w:hAnsi="Consolas" w:cs="Times New Roman"/>
-          <w:sz w:val="24"/>
-          <w:szCs w:val="24"/>
-        </w:rPr>
-        <w:t>аждый один билет относится к одному конкретному</w:t>
-      </w:r>
-      <w:r>
-        <w:rPr>
-          <w:rFonts w:ascii="Consolas" w:hAnsi="Consolas" w:cs="Times New Roman"/>
-          <w:sz w:val="24"/>
-          <w:szCs w:val="24"/>
-        </w:rPr>
-        <w:t xml:space="preserve"> </w:t>
-      </w:r>
-      <w:r>
-        <w:rPr>
-          <w:rFonts w:ascii="Consolas" w:hAnsi="Consolas" w:cs="Times New Roman"/>
-          <w:sz w:val="24"/>
-          <w:szCs w:val="24"/>
-        </w:rPr>
-        <w:t>мероприятию</w:t>
-      </w:r>
-      <w:r>
-        <w:rPr>
-          <w:rFonts w:ascii="Consolas" w:hAnsi="Consolas" w:cs="Times New Roman"/>
-          <w:sz w:val="24"/>
-          <w:szCs w:val="24"/>
-        </w:rPr>
-        <w:t xml:space="preserve">. </w:t>
-      </w:r>
-    </w:p>
-    <w:p>
-      <w:pPr>
-        <w:ind w:firstLine="708"/>
-        <w:jc w:val="both"/>
-        <w:rPr>
-          <w:rFonts w:ascii="Consolas" w:hAnsi="Consolas" w:cs="Times New Roman"/>
-          <w:sz w:val="24"/>
-          <w:szCs w:val="24"/>
-        </w:rPr>
-      </w:pPr>
-      <w:r>
-        <w:rPr>
-          <w:rFonts w:ascii="Consolas" w:hAnsi="Consolas" w:cs="Times New Roman"/>
-          <w:sz w:val="24"/>
-          <w:szCs w:val="24"/>
-        </w:rPr>
-        <w:t xml:space="preserve">○ </w:t>
-      </w:r>
-      <w:r>
-        <w:rPr>
-          <w:rFonts w:ascii="Consolas" w:hAnsi="Consolas" w:cs="Times New Roman"/>
-          <w:sz w:val="24"/>
-          <w:szCs w:val="24"/>
-          <w:lang w:val="en-US"/>
-        </w:rPr>
-        <w:t>Tickets</w:t>
-      </w:r>
-      <w:r>
-        <w:rPr>
-          <w:rFonts w:ascii="Consolas" w:hAnsi="Consolas" w:cs="Times New Roman"/>
-          <w:sz w:val="24"/>
-          <w:szCs w:val="24"/>
-        </w:rPr>
-        <w:t>.</w:t>
-      </w:r>
-      <w:r>
-        <w:rPr>
-          <w:rFonts w:ascii="Consolas" w:hAnsi="Consolas" w:cs="Times New Roman"/>
-          <w:sz w:val="24"/>
-          <w:szCs w:val="24"/>
-          <w:lang w:val="en-US"/>
-        </w:rPr>
-        <w:t>Event</w:t>
-      </w:r>
-      <w:r>
-        <w:rPr>
-          <w:rFonts w:ascii="Consolas" w:hAnsi="Consolas" w:cs="Times New Roman"/>
-          <w:sz w:val="24"/>
-          <w:szCs w:val="24"/>
-        </w:rPr>
-        <w:t xml:space="preserve">ID является внешним ключом, ссылающимся на </w:t>
-      </w:r>
-    </w:p>
-    <w:p>
-      <w:pPr>
-        <w:jc w:val="both"/>
-        <w:rPr>
-          <w:rFonts w:ascii="Consolas" w:hAnsi="Consolas" w:cs="Times New Roman"/>
-          <w:sz w:val="24"/>
-          <w:szCs w:val="24"/>
-        </w:rPr>
-      </w:pPr>
-      <w:r>
-        <w:rPr>
-          <w:rFonts w:ascii="Consolas" w:hAnsi="Consolas" w:cs="Times New Roman"/>
-          <w:sz w:val="24"/>
-          <w:szCs w:val="24"/>
-          <w:lang w:val="en-US"/>
-        </w:rPr>
-        <w:t>Events</w:t>
-      </w:r>
-      <w:r>
-        <w:rPr>
-          <w:rFonts w:ascii="Consolas" w:hAnsi="Consolas" w:cs="Times New Roman"/>
-          <w:sz w:val="24"/>
-          <w:szCs w:val="24"/>
-        </w:rPr>
-        <w:t>.</w:t>
-      </w:r>
-      <w:r>
-        <w:rPr>
-          <w:rFonts w:ascii="Consolas" w:hAnsi="Consolas" w:cs="Times New Roman"/>
-          <w:sz w:val="24"/>
-          <w:szCs w:val="24"/>
-          <w:lang w:val="en-US"/>
-        </w:rPr>
-        <w:t>Event</w:t>
-      </w:r>
-      <w:r>
-        <w:rPr>
-          <w:rFonts w:ascii="Consolas" w:hAnsi="Consolas" w:cs="Times New Roman"/>
-          <w:sz w:val="24"/>
-          <w:szCs w:val="24"/>
-        </w:rPr>
-        <w:t xml:space="preserve">ID. </w:t>
-      </w:r>
-    </w:p>
-    <w:p>
-      <w:pPr>
-        <w:ind w:firstLine="708"/>
-        <w:jc w:val="both"/>
-        <w:rPr>
-          <w:rFonts w:ascii="Consolas" w:hAnsi="Consolas" w:cs="Times New Roman"/>
-          <w:sz w:val="24"/>
-          <w:szCs w:val="24"/>
-        </w:rPr>
-      </w:pPr>
-      <w:r>
-        <w:rPr>
-          <w:rFonts w:ascii="Consolas" w:hAnsi="Consolas" w:cs="Times New Roman"/>
-          <w:sz w:val="24"/>
-          <w:szCs w:val="24"/>
-          <w:lang w:val="en-US"/>
-        </w:rPr>
-        <w:t>Visitors</w:t>
-      </w:r>
-      <w:r>
-        <w:rPr>
-          <w:rFonts w:ascii="Consolas" w:hAnsi="Consolas" w:cs="Times New Roman"/>
-          <w:sz w:val="24"/>
-          <w:szCs w:val="24"/>
-        </w:rPr>
-        <w:t xml:space="preserve"> и </w:t>
-      </w:r>
-      <w:r>
-        <w:rPr>
-          <w:rFonts w:ascii="Consolas" w:hAnsi="Consolas" w:cs="Times New Roman"/>
-          <w:sz w:val="24"/>
-          <w:szCs w:val="24"/>
-          <w:lang w:val="en-US"/>
-        </w:rPr>
-        <w:t>Tickets</w:t>
-      </w:r>
-      <w:r>
-        <w:rPr>
-          <w:rFonts w:ascii="Consolas" w:hAnsi="Consolas" w:cs="Times New Roman"/>
-          <w:sz w:val="24"/>
-          <w:szCs w:val="24"/>
-        </w:rPr>
-        <w:t xml:space="preserve"> (Один-ко-Многим): Один </w:t>
-      </w:r>
-      <w:r>
-        <w:rPr>
-          <w:rFonts w:ascii="Consolas" w:hAnsi="Consolas" w:cs="Times New Roman"/>
-          <w:sz w:val="24"/>
-          <w:szCs w:val="24"/>
-        </w:rPr>
-        <w:t>посетитель</w:t>
-      </w:r>
-      <w:r>
-        <w:rPr>
-          <w:rFonts w:ascii="Consolas" w:hAnsi="Consolas" w:cs="Times New Roman"/>
-          <w:sz w:val="24"/>
-          <w:szCs w:val="24"/>
-        </w:rPr>
-        <w:t xml:space="preserve"> может </w:t>
-      </w:r>
-      <w:r>
-        <w:rPr>
-          <w:rFonts w:ascii="Consolas" w:hAnsi="Consolas" w:cs="Times New Roman"/>
-          <w:sz w:val="24"/>
-          <w:szCs w:val="24"/>
-        </w:rPr>
-        <w:t>посетить множество мероприятий</w:t>
-      </w:r>
-      <w:r>
-        <w:rPr>
-          <w:rFonts w:ascii="Consolas" w:hAnsi="Consolas" w:cs="Times New Roman"/>
-          <w:sz w:val="24"/>
-          <w:szCs w:val="24"/>
-        </w:rPr>
-        <w:t xml:space="preserve"> (много записей о </w:t>
-      </w:r>
-      <w:r>
-        <w:rPr>
-          <w:rFonts w:ascii="Consolas" w:hAnsi="Consolas" w:cs="Times New Roman"/>
-          <w:sz w:val="24"/>
-          <w:szCs w:val="24"/>
-        </w:rPr>
-        <w:t xml:space="preserve">билетах для конкретного </w:t>
-      </w:r>
-      <w:r>
-        <w:rPr>
-          <w:rFonts w:ascii="Consolas" w:hAnsi="Consolas" w:cs="Times New Roman"/>
-          <w:sz w:val="24"/>
-          <w:szCs w:val="24"/>
-        </w:rPr>
-        <w:lastRenderedPageBreak/>
-        <w:t>посетителя</w:t>
-      </w:r>
-      <w:r>
-        <w:rPr>
-          <w:rFonts w:ascii="Consolas" w:hAnsi="Consolas" w:cs="Times New Roman"/>
-          <w:sz w:val="24"/>
-          <w:szCs w:val="24"/>
-        </w:rPr>
-        <w:t xml:space="preserve">), но каждая запись о </w:t>
-      </w:r>
-      <w:r>
-        <w:rPr>
-          <w:rFonts w:ascii="Consolas" w:hAnsi="Consolas" w:cs="Times New Roman"/>
-          <w:sz w:val="24"/>
-          <w:szCs w:val="24"/>
-        </w:rPr>
-        <w:t>таких билетах</w:t>
-      </w:r>
-      <w:r>
-        <w:rPr>
-          <w:rFonts w:ascii="Consolas" w:hAnsi="Consolas" w:cs="Times New Roman"/>
-          <w:sz w:val="24"/>
-          <w:szCs w:val="24"/>
-        </w:rPr>
-        <w:t xml:space="preserve"> относится к одному </w:t>
-      </w:r>
-      <w:r>
-        <w:rPr>
-          <w:rFonts w:ascii="Consolas" w:hAnsi="Consolas" w:cs="Times New Roman"/>
-          <w:sz w:val="24"/>
-          <w:szCs w:val="24"/>
-        </w:rPr>
-        <w:t>посетителю</w:t>
-      </w:r>
-      <w:r>
-        <w:rPr>
-          <w:rFonts w:ascii="Consolas" w:hAnsi="Consolas" w:cs="Times New Roman"/>
-          <w:sz w:val="24"/>
-          <w:szCs w:val="24"/>
-        </w:rPr>
-        <w:t xml:space="preserve">. </w:t>
-      </w:r>
-    </w:p>
-    <w:p>
-      <w:pPr>
-        <w:ind w:firstLine="708"/>
-        <w:jc w:val="both"/>
-        <w:rPr>
-          <w:rFonts w:ascii="Consolas" w:hAnsi="Consolas" w:cs="Times New Roman"/>
-          <w:sz w:val="24"/>
-          <w:szCs w:val="24"/>
-        </w:rPr>
-      </w:pPr>
-      <w:r>
-        <w:rPr>
-          <w:rFonts w:ascii="Consolas" w:hAnsi="Consolas" w:cs="Times New Roman"/>
-          <w:sz w:val="24"/>
-          <w:szCs w:val="24"/>
-        </w:rPr>
-        <w:t xml:space="preserve">○ </w:t>
-      </w:r>
-      <w:r>
-        <w:rPr>
-          <w:rFonts w:ascii="Consolas" w:hAnsi="Consolas" w:cs="Times New Roman"/>
-          <w:sz w:val="24"/>
-          <w:szCs w:val="24"/>
-          <w:lang w:val="en-US"/>
-        </w:rPr>
-        <w:t>Tickets</w:t>
-      </w:r>
-      <w:r>
-        <w:rPr>
-          <w:rFonts w:ascii="Consolas" w:hAnsi="Consolas" w:cs="Times New Roman"/>
-          <w:sz w:val="24"/>
-          <w:szCs w:val="24"/>
-        </w:rPr>
-        <w:t>.</w:t>
-      </w:r>
-      <w:r>
-        <w:rPr>
-          <w:rFonts w:ascii="Consolas" w:hAnsi="Consolas" w:cs="Times New Roman"/>
-          <w:sz w:val="24"/>
-          <w:szCs w:val="24"/>
-          <w:lang w:val="en-US"/>
-        </w:rPr>
-        <w:t>Visitor</w:t>
-      </w:r>
-      <w:r>
-        <w:rPr>
-          <w:rFonts w:ascii="Consolas" w:hAnsi="Consolas" w:cs="Times New Roman"/>
-          <w:sz w:val="24"/>
-          <w:szCs w:val="24"/>
-        </w:rPr>
-        <w:t xml:space="preserve">ID является внешним ключом, ссылающимся на </w:t>
-      </w:r>
-    </w:p>
-    <w:p>
-      <w:pPr>
-        <w:jc w:val="both"/>
-        <w:rPr>
-          <w:rFonts w:ascii="Consolas" w:hAnsi="Consolas" w:cs="Times New Roman"/>
-          <w:sz w:val="24"/>
-          <w:szCs w:val="24"/>
-        </w:rPr>
-      </w:pPr>
-      <w:r>
-        <w:rPr>
-          <w:rFonts w:ascii="Consolas" w:hAnsi="Consolas" w:cs="Times New Roman"/>
-          <w:sz w:val="24"/>
-          <w:szCs w:val="24"/>
-          <w:lang w:val="en-US"/>
-        </w:rPr>
-        <w:t>Visitor</w:t>
-      </w:r>
-      <w:r>
-        <w:rPr>
-          <w:rFonts w:ascii="Consolas" w:hAnsi="Consolas" w:cs="Times New Roman"/>
-          <w:sz w:val="24"/>
-          <w:szCs w:val="24"/>
-        </w:rPr>
-        <w:t>s.</w:t>
-      </w:r>
-      <w:r>
-        <w:rPr>
-          <w:rFonts w:ascii="Consolas" w:hAnsi="Consolas" w:cs="Times New Roman"/>
-          <w:sz w:val="24"/>
-          <w:szCs w:val="24"/>
-          <w:lang w:val="en-US"/>
-        </w:rPr>
-        <w:t>Visitor</w:t>
-      </w:r>
-      <w:r>
-        <w:rPr>
-          <w:rFonts w:ascii="Consolas" w:hAnsi="Consolas" w:cs="Times New Roman"/>
-          <w:sz w:val="24"/>
-          <w:szCs w:val="24"/>
-        </w:rPr>
-        <w:t>ID.</w:t>
-      </w:r>
-    </w:p>
-    <w:p>
-      <w:pPr>
-        <w:ind w:firstLine="708"/>
-        <w:jc w:val="both"/>
-        <w:rPr>
-          <w:rFonts w:ascii="Consolas" w:hAnsi="Consolas" w:cs="Times New Roman"/>
-          <w:sz w:val="24"/>
-          <w:szCs w:val="24"/>
-        </w:rPr>
-      </w:pPr>
       <w:bookmarkStart w:id="0" w:name="_GoBack"/>
       <w:bookmarkEnd w:id="0"/>
+      <w:r>
+        <w:rPr>
+          <w:rFonts w:ascii="Consolas" w:hAnsi="Consolas" w:cs="Times New Roman"/>
+          <w:sz w:val="24"/>
+          <w:szCs w:val="24"/>
+          <w:lang w:val="en-US"/>
+        </w:rPr>
+        <w:t xml:space="preserve">&gt;= CURRENT_TIMESTAMP) </w:t>
+      </w:r>
+    </w:p>
+    <w:p>
+      <w:pPr>
+        <w:jc w:val="both"/>
+        <w:rPr>
+          <w:rFonts w:ascii="Consolas" w:hAnsi="Consolas" w:cs="Times New Roman"/>
+          <w:sz w:val="24"/>
+          <w:szCs w:val="24"/>
+        </w:rPr>
+      </w:pPr>
+      <w:r>
+        <w:rPr>
+          <w:rFonts w:ascii="Consolas" w:hAnsi="Consolas" w:cs="Times New Roman"/>
+          <w:sz w:val="24"/>
+          <w:szCs w:val="24"/>
+        </w:rPr>
+        <w:t>Взаимосвязи</w:t>
+      </w:r>
+      <w:r>
+        <w:rPr>
+          <w:rFonts w:ascii="Consolas" w:hAnsi="Consolas" w:cs="Times New Roman"/>
+          <w:sz w:val="24"/>
+          <w:szCs w:val="24"/>
+        </w:rPr>
+        <w:t xml:space="preserve">: </w:t>
+      </w:r>
+    </w:p>
+    <w:p>
+      <w:pPr>
+        <w:ind w:firstLine="708"/>
+        <w:jc w:val="both"/>
+        <w:rPr>
+          <w:rFonts w:ascii="Consolas" w:hAnsi="Consolas" w:cs="Times New Roman"/>
+          <w:sz w:val="24"/>
+          <w:szCs w:val="24"/>
+        </w:rPr>
+      </w:pPr>
+      <w:r>
+        <w:rPr>
+          <w:rFonts w:ascii="Consolas" w:hAnsi="Consolas" w:cs="Times New Roman"/>
+          <w:sz w:val="24"/>
+          <w:szCs w:val="24"/>
+          <w:lang w:val="en-US"/>
+        </w:rPr>
+        <w:t>Venue</w:t>
+      </w:r>
+      <w:r>
+        <w:rPr>
+          <w:rFonts w:ascii="Consolas" w:hAnsi="Consolas" w:cs="Times New Roman"/>
+          <w:sz w:val="24"/>
+          <w:szCs w:val="24"/>
+        </w:rPr>
+        <w:t xml:space="preserve"> и </w:t>
+      </w:r>
+      <w:r>
+        <w:rPr>
+          <w:rFonts w:ascii="Consolas" w:hAnsi="Consolas" w:cs="Times New Roman"/>
+          <w:sz w:val="24"/>
+          <w:szCs w:val="24"/>
+          <w:lang w:val="en-US"/>
+        </w:rPr>
+        <w:t>Events</w:t>
+      </w:r>
+      <w:r>
+        <w:rPr>
+          <w:rFonts w:ascii="Consolas" w:hAnsi="Consolas" w:cs="Times New Roman"/>
+          <w:sz w:val="24"/>
+          <w:szCs w:val="24"/>
+        </w:rPr>
+        <w:t xml:space="preserve"> (Один-ко-Многим): </w:t>
+      </w:r>
+      <w:r>
+        <w:rPr>
+          <w:rFonts w:ascii="Consolas" w:hAnsi="Consolas" w:cs="Times New Roman"/>
+          <w:sz w:val="24"/>
+          <w:szCs w:val="24"/>
+        </w:rPr>
+        <w:t>На одной площадке может проводиться много мероприятий, но каждое</w:t>
+      </w:r>
+      <w:r>
+        <w:rPr>
+          <w:rFonts w:ascii="Consolas" w:hAnsi="Consolas" w:cs="Times New Roman"/>
+          <w:sz w:val="24"/>
+          <w:szCs w:val="24"/>
+        </w:rPr>
+        <w:t xml:space="preserve"> </w:t>
+      </w:r>
+      <w:r>
+        <w:rPr>
+          <w:rFonts w:ascii="Consolas" w:hAnsi="Consolas" w:cs="Times New Roman"/>
+          <w:sz w:val="24"/>
+          <w:szCs w:val="24"/>
+        </w:rPr>
+        <w:t>мероприятие</w:t>
+      </w:r>
+      <w:r>
+        <w:rPr>
+          <w:rFonts w:ascii="Consolas" w:hAnsi="Consolas" w:cs="Times New Roman"/>
+          <w:sz w:val="24"/>
+          <w:szCs w:val="24"/>
+        </w:rPr>
+        <w:t xml:space="preserve"> в упрощенном</w:t>
+      </w:r>
+      <w:r>
+        <w:rPr>
+          <w:rFonts w:ascii="Consolas" w:hAnsi="Consolas" w:cs="Times New Roman"/>
+          <w:sz w:val="24"/>
+          <w:szCs w:val="24"/>
+        </w:rPr>
+        <w:t xml:space="preserve"> (с привязкой к площадке)</w:t>
+      </w:r>
+      <w:r>
+        <w:rPr>
+          <w:rFonts w:ascii="Consolas" w:hAnsi="Consolas" w:cs="Times New Roman"/>
+          <w:sz w:val="24"/>
+          <w:szCs w:val="24"/>
+        </w:rPr>
+        <w:t xml:space="preserve"> варианте </w:t>
+      </w:r>
+      <w:r>
+        <w:rPr>
+          <w:rFonts w:ascii="Consolas" w:hAnsi="Consolas" w:cs="Times New Roman"/>
+          <w:sz w:val="24"/>
+          <w:szCs w:val="24"/>
+        </w:rPr>
+        <w:t>проводится на одной площадке</w:t>
+      </w:r>
+      <w:r>
+        <w:rPr>
+          <w:rFonts w:ascii="Consolas" w:hAnsi="Consolas" w:cs="Times New Roman"/>
+          <w:sz w:val="24"/>
+          <w:szCs w:val="24"/>
+        </w:rPr>
+        <w:t xml:space="preserve">. </w:t>
+      </w:r>
+    </w:p>
+    <w:p>
+      <w:pPr>
+        <w:ind w:firstLine="708"/>
+        <w:jc w:val="both"/>
+        <w:rPr>
+          <w:rFonts w:ascii="Consolas" w:hAnsi="Consolas" w:cs="Times New Roman"/>
+          <w:sz w:val="24"/>
+          <w:szCs w:val="24"/>
+        </w:rPr>
+      </w:pPr>
+      <w:r>
+        <w:rPr>
+          <w:rFonts w:ascii="Consolas" w:hAnsi="Consolas" w:cs="Times New Roman"/>
+          <w:sz w:val="24"/>
+          <w:szCs w:val="24"/>
+        </w:rPr>
+        <w:t xml:space="preserve">○ </w:t>
+      </w:r>
+      <w:r>
+        <w:rPr>
+          <w:rFonts w:ascii="Consolas" w:hAnsi="Consolas" w:cs="Times New Roman"/>
+          <w:sz w:val="24"/>
+          <w:szCs w:val="24"/>
+          <w:lang w:val="en-US"/>
+        </w:rPr>
+        <w:t>Event</w:t>
+      </w:r>
+      <w:r>
+        <w:rPr>
+          <w:rFonts w:ascii="Consolas" w:hAnsi="Consolas" w:cs="Times New Roman"/>
+          <w:sz w:val="24"/>
+          <w:szCs w:val="24"/>
+        </w:rPr>
+        <w:t>s.</w:t>
+      </w:r>
+      <w:proofErr w:type="spellStart"/>
+      <w:r>
+        <w:rPr>
+          <w:rFonts w:ascii="Consolas" w:hAnsi="Consolas" w:cs="Times New Roman"/>
+          <w:sz w:val="24"/>
+          <w:szCs w:val="24"/>
+          <w:lang w:val="en-US"/>
+        </w:rPr>
+        <w:t>Venut</w:t>
+      </w:r>
+      <w:proofErr w:type="spellEnd"/>
+      <w:r>
+        <w:rPr>
+          <w:rFonts w:ascii="Consolas" w:hAnsi="Consolas" w:cs="Times New Roman"/>
+          <w:sz w:val="24"/>
+          <w:szCs w:val="24"/>
+        </w:rPr>
+        <w:t xml:space="preserve">ID является внешним ключом, ссылающимся на </w:t>
+      </w:r>
+    </w:p>
+    <w:p>
+      <w:pPr>
+        <w:jc w:val="both"/>
+        <w:rPr>
+          <w:rFonts w:ascii="Consolas" w:hAnsi="Consolas" w:cs="Times New Roman"/>
+          <w:sz w:val="24"/>
+          <w:szCs w:val="24"/>
+        </w:rPr>
+      </w:pPr>
+      <w:r>
+        <w:rPr>
+          <w:rFonts w:ascii="Consolas" w:hAnsi="Consolas" w:cs="Times New Roman"/>
+          <w:sz w:val="24"/>
+          <w:szCs w:val="24"/>
+          <w:lang w:val="en-US"/>
+        </w:rPr>
+        <w:t>Venue</w:t>
+      </w:r>
+      <w:r>
+        <w:rPr>
+          <w:rFonts w:ascii="Consolas" w:hAnsi="Consolas" w:cs="Times New Roman"/>
+          <w:sz w:val="24"/>
+          <w:szCs w:val="24"/>
+        </w:rPr>
+        <w:t>s.</w:t>
+      </w:r>
+      <w:r>
+        <w:rPr>
+          <w:rFonts w:ascii="Consolas" w:hAnsi="Consolas" w:cs="Times New Roman"/>
+          <w:sz w:val="24"/>
+          <w:szCs w:val="24"/>
+          <w:lang w:val="en-US"/>
+        </w:rPr>
+        <w:t>Venue</w:t>
+      </w:r>
+      <w:r>
+        <w:rPr>
+          <w:rFonts w:ascii="Consolas" w:hAnsi="Consolas" w:cs="Times New Roman"/>
+          <w:sz w:val="24"/>
+          <w:szCs w:val="24"/>
+        </w:rPr>
+        <w:t xml:space="preserve">ID. </w:t>
+      </w:r>
+    </w:p>
+    <w:p>
+      <w:pPr>
+        <w:ind w:firstLine="708"/>
+        <w:jc w:val="both"/>
+        <w:rPr>
+          <w:rFonts w:ascii="Consolas" w:hAnsi="Consolas" w:cs="Times New Roman"/>
+          <w:sz w:val="24"/>
+          <w:szCs w:val="24"/>
+        </w:rPr>
+      </w:pPr>
+      <w:r>
+        <w:rPr>
+          <w:rFonts w:ascii="Consolas" w:hAnsi="Consolas" w:cs="Times New Roman"/>
+          <w:sz w:val="24"/>
+          <w:szCs w:val="24"/>
+          <w:lang w:val="en-US"/>
+        </w:rPr>
+        <w:t>Events</w:t>
+      </w:r>
+      <w:r>
+        <w:rPr>
+          <w:rFonts w:ascii="Consolas" w:hAnsi="Consolas" w:cs="Times New Roman"/>
+          <w:sz w:val="24"/>
+          <w:szCs w:val="24"/>
+        </w:rPr>
+        <w:t xml:space="preserve"> и </w:t>
+      </w:r>
+      <w:r>
+        <w:rPr>
+          <w:rFonts w:ascii="Consolas" w:hAnsi="Consolas" w:cs="Times New Roman"/>
+          <w:sz w:val="24"/>
+          <w:szCs w:val="24"/>
+          <w:lang w:val="en-US"/>
+        </w:rPr>
+        <w:t>Tickets</w:t>
+      </w:r>
+      <w:r>
+        <w:rPr>
+          <w:rFonts w:ascii="Consolas" w:hAnsi="Consolas" w:cs="Times New Roman"/>
+          <w:sz w:val="24"/>
+          <w:szCs w:val="24"/>
+        </w:rPr>
+        <w:t xml:space="preserve"> (Один-ко-Многим): </w:t>
+      </w:r>
+      <w:r>
+        <w:rPr>
+          <w:rFonts w:ascii="Consolas" w:hAnsi="Consolas" w:cs="Times New Roman"/>
+          <w:sz w:val="24"/>
+          <w:szCs w:val="24"/>
+        </w:rPr>
+        <w:t>На одно мероприятие может быть куплено много билетов</w:t>
+      </w:r>
+      <w:r>
+        <w:rPr>
+          <w:rFonts w:ascii="Consolas" w:hAnsi="Consolas" w:cs="Times New Roman"/>
+          <w:sz w:val="24"/>
+          <w:szCs w:val="24"/>
+        </w:rPr>
+        <w:t>, но к</w:t>
+      </w:r>
+      <w:r>
+        <w:rPr>
+          <w:rFonts w:ascii="Consolas" w:hAnsi="Consolas" w:cs="Times New Roman"/>
+          <w:sz w:val="24"/>
+          <w:szCs w:val="24"/>
+        </w:rPr>
+        <w:t>аждый один билет относится к одному конкретному</w:t>
+      </w:r>
+      <w:r>
+        <w:rPr>
+          <w:rFonts w:ascii="Consolas" w:hAnsi="Consolas" w:cs="Times New Roman"/>
+          <w:sz w:val="24"/>
+          <w:szCs w:val="24"/>
+        </w:rPr>
+        <w:t xml:space="preserve"> </w:t>
+      </w:r>
+      <w:r>
+        <w:rPr>
+          <w:rFonts w:ascii="Consolas" w:hAnsi="Consolas" w:cs="Times New Roman"/>
+          <w:sz w:val="24"/>
+          <w:szCs w:val="24"/>
+        </w:rPr>
+        <w:t>мероприятию</w:t>
+      </w:r>
+      <w:r>
+        <w:rPr>
+          <w:rFonts w:ascii="Consolas" w:hAnsi="Consolas" w:cs="Times New Roman"/>
+          <w:sz w:val="24"/>
+          <w:szCs w:val="24"/>
+        </w:rPr>
+        <w:t xml:space="preserve">. </w:t>
+      </w:r>
+    </w:p>
+    <w:p>
+      <w:pPr>
+        <w:ind w:firstLine="708"/>
+        <w:jc w:val="both"/>
+        <w:rPr>
+          <w:rFonts w:ascii="Consolas" w:hAnsi="Consolas" w:cs="Times New Roman"/>
+          <w:sz w:val="24"/>
+          <w:szCs w:val="24"/>
+        </w:rPr>
+      </w:pPr>
+      <w:r>
+        <w:rPr>
+          <w:rFonts w:ascii="Consolas" w:hAnsi="Consolas" w:cs="Times New Roman"/>
+          <w:sz w:val="24"/>
+          <w:szCs w:val="24"/>
+        </w:rPr>
+        <w:t xml:space="preserve">○ </w:t>
+      </w:r>
+      <w:r>
+        <w:rPr>
+          <w:rFonts w:ascii="Consolas" w:hAnsi="Consolas" w:cs="Times New Roman"/>
+          <w:sz w:val="24"/>
+          <w:szCs w:val="24"/>
+          <w:lang w:val="en-US"/>
+        </w:rPr>
+        <w:t>Tickets</w:t>
+      </w:r>
+      <w:r>
+        <w:rPr>
+          <w:rFonts w:ascii="Consolas" w:hAnsi="Consolas" w:cs="Times New Roman"/>
+          <w:sz w:val="24"/>
+          <w:szCs w:val="24"/>
+        </w:rPr>
+        <w:t>.</w:t>
+      </w:r>
+      <w:r>
+        <w:rPr>
+          <w:rFonts w:ascii="Consolas" w:hAnsi="Consolas" w:cs="Times New Roman"/>
+          <w:sz w:val="24"/>
+          <w:szCs w:val="24"/>
+          <w:lang w:val="en-US"/>
+        </w:rPr>
+        <w:t>Event</w:t>
+      </w:r>
+      <w:r>
+        <w:rPr>
+          <w:rFonts w:ascii="Consolas" w:hAnsi="Consolas" w:cs="Times New Roman"/>
+          <w:sz w:val="24"/>
+          <w:szCs w:val="24"/>
+        </w:rPr>
+        <w:t xml:space="preserve">ID является внешним ключом, ссылающимся на </w:t>
+      </w:r>
+    </w:p>
+    <w:p>
+      <w:pPr>
+        <w:jc w:val="both"/>
+        <w:rPr>
+          <w:rFonts w:ascii="Consolas" w:hAnsi="Consolas" w:cs="Times New Roman"/>
+          <w:sz w:val="24"/>
+          <w:szCs w:val="24"/>
+        </w:rPr>
+      </w:pPr>
+      <w:r>
+        <w:rPr>
+          <w:rFonts w:ascii="Consolas" w:hAnsi="Consolas" w:cs="Times New Roman"/>
+          <w:sz w:val="24"/>
+          <w:szCs w:val="24"/>
+          <w:lang w:val="en-US"/>
+        </w:rPr>
+        <w:lastRenderedPageBreak/>
+        <w:t>Events</w:t>
+      </w:r>
+      <w:r>
+        <w:rPr>
+          <w:rFonts w:ascii="Consolas" w:hAnsi="Consolas" w:cs="Times New Roman"/>
+          <w:sz w:val="24"/>
+          <w:szCs w:val="24"/>
+        </w:rPr>
+        <w:t>.</w:t>
+      </w:r>
+      <w:r>
+        <w:rPr>
+          <w:rFonts w:ascii="Consolas" w:hAnsi="Consolas" w:cs="Times New Roman"/>
+          <w:sz w:val="24"/>
+          <w:szCs w:val="24"/>
+          <w:lang w:val="en-US"/>
+        </w:rPr>
+        <w:t>Event</w:t>
+      </w:r>
+      <w:r>
+        <w:rPr>
+          <w:rFonts w:ascii="Consolas" w:hAnsi="Consolas" w:cs="Times New Roman"/>
+          <w:sz w:val="24"/>
+          <w:szCs w:val="24"/>
+        </w:rPr>
+        <w:t xml:space="preserve">ID. </w:t>
+      </w:r>
+    </w:p>
+    <w:p>
+      <w:pPr>
+        <w:ind w:firstLine="708"/>
+        <w:jc w:val="both"/>
+        <w:rPr>
+          <w:rFonts w:ascii="Consolas" w:hAnsi="Consolas" w:cs="Times New Roman"/>
+          <w:sz w:val="24"/>
+          <w:szCs w:val="24"/>
+        </w:rPr>
+      </w:pPr>
+      <w:r>
+        <w:rPr>
+          <w:rFonts w:ascii="Consolas" w:hAnsi="Consolas" w:cs="Times New Roman"/>
+          <w:sz w:val="24"/>
+          <w:szCs w:val="24"/>
+          <w:lang w:val="en-US"/>
+        </w:rPr>
+        <w:t>Visitors</w:t>
+      </w:r>
+      <w:r>
+        <w:rPr>
+          <w:rFonts w:ascii="Consolas" w:hAnsi="Consolas" w:cs="Times New Roman"/>
+          <w:sz w:val="24"/>
+          <w:szCs w:val="24"/>
+        </w:rPr>
+        <w:t xml:space="preserve"> и </w:t>
+      </w:r>
+      <w:r>
+        <w:rPr>
+          <w:rFonts w:ascii="Consolas" w:hAnsi="Consolas" w:cs="Times New Roman"/>
+          <w:sz w:val="24"/>
+          <w:szCs w:val="24"/>
+          <w:lang w:val="en-US"/>
+        </w:rPr>
+        <w:t>Tickets</w:t>
+      </w:r>
+      <w:r>
+        <w:rPr>
+          <w:rFonts w:ascii="Consolas" w:hAnsi="Consolas" w:cs="Times New Roman"/>
+          <w:sz w:val="24"/>
+          <w:szCs w:val="24"/>
+        </w:rPr>
+        <w:t xml:space="preserve"> (Один-ко-Многим): Один </w:t>
+      </w:r>
+      <w:r>
+        <w:rPr>
+          <w:rFonts w:ascii="Consolas" w:hAnsi="Consolas" w:cs="Times New Roman"/>
+          <w:sz w:val="24"/>
+          <w:szCs w:val="24"/>
+        </w:rPr>
+        <w:t>посетитель</w:t>
+      </w:r>
+      <w:r>
+        <w:rPr>
+          <w:rFonts w:ascii="Consolas" w:hAnsi="Consolas" w:cs="Times New Roman"/>
+          <w:sz w:val="24"/>
+          <w:szCs w:val="24"/>
+        </w:rPr>
+        <w:t xml:space="preserve"> может </w:t>
+      </w:r>
+      <w:r>
+        <w:rPr>
+          <w:rFonts w:ascii="Consolas" w:hAnsi="Consolas" w:cs="Times New Roman"/>
+          <w:sz w:val="24"/>
+          <w:szCs w:val="24"/>
+        </w:rPr>
+        <w:t>посетить множество мероприятий</w:t>
+      </w:r>
+      <w:r>
+        <w:rPr>
+          <w:rFonts w:ascii="Consolas" w:hAnsi="Consolas" w:cs="Times New Roman"/>
+          <w:sz w:val="24"/>
+          <w:szCs w:val="24"/>
+        </w:rPr>
+        <w:t xml:space="preserve"> (много записей о </w:t>
+      </w:r>
+      <w:r>
+        <w:rPr>
+          <w:rFonts w:ascii="Consolas" w:hAnsi="Consolas" w:cs="Times New Roman"/>
+          <w:sz w:val="24"/>
+          <w:szCs w:val="24"/>
+        </w:rPr>
+        <w:t>билетах для конкретного посетителя</w:t>
+      </w:r>
+      <w:r>
+        <w:rPr>
+          <w:rFonts w:ascii="Consolas" w:hAnsi="Consolas" w:cs="Times New Roman"/>
+          <w:sz w:val="24"/>
+          <w:szCs w:val="24"/>
+        </w:rPr>
+        <w:t xml:space="preserve">), но каждая запись о </w:t>
+      </w:r>
+      <w:r>
+        <w:rPr>
+          <w:rFonts w:ascii="Consolas" w:hAnsi="Consolas" w:cs="Times New Roman"/>
+          <w:sz w:val="24"/>
+          <w:szCs w:val="24"/>
+        </w:rPr>
+        <w:t>таких билетах</w:t>
+      </w:r>
+      <w:r>
+        <w:rPr>
+          <w:rFonts w:ascii="Consolas" w:hAnsi="Consolas" w:cs="Times New Roman"/>
+          <w:sz w:val="24"/>
+          <w:szCs w:val="24"/>
+        </w:rPr>
+        <w:t xml:space="preserve"> относится к одному </w:t>
+      </w:r>
+      <w:r>
+        <w:rPr>
+          <w:rFonts w:ascii="Consolas" w:hAnsi="Consolas" w:cs="Times New Roman"/>
+          <w:sz w:val="24"/>
+          <w:szCs w:val="24"/>
+        </w:rPr>
+        <w:t>посетителю</w:t>
+      </w:r>
+      <w:r>
+        <w:rPr>
+          <w:rFonts w:ascii="Consolas" w:hAnsi="Consolas" w:cs="Times New Roman"/>
+          <w:sz w:val="24"/>
+          <w:szCs w:val="24"/>
+        </w:rPr>
+        <w:t xml:space="preserve">. </w:t>
+      </w:r>
+    </w:p>
+    <w:p>
+      <w:pPr>
+        <w:ind w:firstLine="708"/>
+        <w:jc w:val="both"/>
+        <w:rPr>
+          <w:rFonts w:ascii="Consolas" w:hAnsi="Consolas" w:cs="Times New Roman"/>
+          <w:sz w:val="24"/>
+          <w:szCs w:val="24"/>
+        </w:rPr>
+      </w:pPr>
+      <w:r>
+        <w:rPr>
+          <w:rFonts w:ascii="Consolas" w:hAnsi="Consolas" w:cs="Times New Roman"/>
+          <w:sz w:val="24"/>
+          <w:szCs w:val="24"/>
+        </w:rPr>
+        <w:t xml:space="preserve">○ </w:t>
+      </w:r>
+      <w:r>
+        <w:rPr>
+          <w:rFonts w:ascii="Consolas" w:hAnsi="Consolas" w:cs="Times New Roman"/>
+          <w:sz w:val="24"/>
+          <w:szCs w:val="24"/>
+          <w:lang w:val="en-US"/>
+        </w:rPr>
+        <w:t>Tickets</w:t>
+      </w:r>
+      <w:r>
+        <w:rPr>
+          <w:rFonts w:ascii="Consolas" w:hAnsi="Consolas" w:cs="Times New Roman"/>
+          <w:sz w:val="24"/>
+          <w:szCs w:val="24"/>
+        </w:rPr>
+        <w:t>.</w:t>
+      </w:r>
+      <w:r>
+        <w:rPr>
+          <w:rFonts w:ascii="Consolas" w:hAnsi="Consolas" w:cs="Times New Roman"/>
+          <w:sz w:val="24"/>
+          <w:szCs w:val="24"/>
+          <w:lang w:val="en-US"/>
+        </w:rPr>
+        <w:t>Visitor</w:t>
+      </w:r>
+      <w:r>
+        <w:rPr>
+          <w:rFonts w:ascii="Consolas" w:hAnsi="Consolas" w:cs="Times New Roman"/>
+          <w:sz w:val="24"/>
+          <w:szCs w:val="24"/>
+        </w:rPr>
+        <w:t xml:space="preserve">ID является внешним ключом, ссылающимся на </w:t>
+      </w:r>
+    </w:p>
+    <w:p>
+      <w:pPr>
+        <w:jc w:val="both"/>
+        <w:rPr>
+          <w:rFonts w:ascii="Consolas" w:hAnsi="Consolas" w:cs="Times New Roman"/>
+          <w:sz w:val="24"/>
+          <w:szCs w:val="24"/>
+        </w:rPr>
+      </w:pPr>
+      <w:r>
+        <w:rPr>
+          <w:rFonts w:ascii="Consolas" w:hAnsi="Consolas" w:cs="Times New Roman"/>
+          <w:sz w:val="24"/>
+          <w:szCs w:val="24"/>
+          <w:lang w:val="en-US"/>
+        </w:rPr>
+        <w:t>Visitor</w:t>
+      </w:r>
+      <w:r>
+        <w:rPr>
+          <w:rFonts w:ascii="Consolas" w:hAnsi="Consolas" w:cs="Times New Roman"/>
+          <w:sz w:val="24"/>
+          <w:szCs w:val="24"/>
+        </w:rPr>
+        <w:t>s.</w:t>
+      </w:r>
+      <w:r>
+        <w:rPr>
+          <w:rFonts w:ascii="Consolas" w:hAnsi="Consolas" w:cs="Times New Roman"/>
+          <w:sz w:val="24"/>
+          <w:szCs w:val="24"/>
+          <w:lang w:val="en-US"/>
+        </w:rPr>
+        <w:t>Visitor</w:t>
+      </w:r>
+      <w:r>
+        <w:rPr>
+          <w:rFonts w:ascii="Consolas" w:hAnsi="Consolas" w:cs="Times New Roman"/>
+          <w:sz w:val="24"/>
+          <w:szCs w:val="24"/>
+        </w:rPr>
+        <w:t>ID.</w:t>
+      </w:r>
+    </w:p>
+    <w:p>
+      <w:pPr>
+        <w:ind w:firstLine="708"/>
+        <w:jc w:val="both"/>
+        <w:rPr>
+          <w:rFonts w:ascii="Consolas" w:hAnsi="Consolas" w:cs="Times New Roman"/>
+          <w:sz w:val="24"/>
+          <w:szCs w:val="24"/>
+        </w:rPr>
+      </w:pPr>
       <w:r>
         <w:rPr>
           <w:rFonts w:ascii="Consolas" w:hAnsi="Consolas" w:cs="Times New Roman"/>
